--- a/szablony/operat_wzor.docx
+++ b/szablony/operat_wzor.docx
@@ -2,19 +2,6 @@
 <file path=word/document.xml><?xml version="1.0" encoding="utf-8"?>
 <w:document xmlns:wpc="http://schemas.microsoft.com/office/word/2010/wordprocessingCanvas" xmlns:mo="http://schemas.microsoft.com/office/mac/office/2008/main" xmlns:mc="http://schemas.openxmlformats.org/markup-compatibility/2006" xmlns:mv="urn:schemas-microsoft-com:mac:vml" xmlns:o="urn:schemas-microsoft-com:office:office" xmlns:r="http://schemas.openxmlformats.org/officeDocument/2006/relationships" xmlns:m="http://schemas.openxmlformats.org/officeDocument/2006/math" xmlns:v="urn:schemas-microsoft-com:vml" xmlns:wp14="http://schemas.microsoft.com/office/word/2010/wordprocessingDrawing" xmlns:wp="http://schemas.openxmlformats.org/drawingml/2006/wordprocessingDrawing" xmlns:w10="urn:schemas-microsoft-com:office:word" xmlns:w="http://schemas.openxmlformats.org/wordprocessingml/2006/main" xmlns:w14="http://schemas.microsoft.com/office/word/2010/wordml" xmlns:wpg="http://schemas.microsoft.com/office/word/2010/wordprocessingGroup" xmlns:wpi="http://schemas.microsoft.com/office/word/2010/wordprocessingInk" xmlns:wne="http://schemas.microsoft.com/office/word/2006/wordml" xmlns:wps="http://schemas.microsoft.com/office/word/2010/wordprocessingShape" mc:Ignorable="w14 wp14">
   <w:body>
-    <w:p>
-      <w:pPr>
-        <w:spacing w:before="120"/>
-        <w:jc w:val="right"/>
-      </w:pPr>
-      <w:r>
-        <w:rPr>
-          <w:b w:val="0"/>
-          <w:sz w:val="20"/>
-        </w:rPr>
-        <w:t>{{ data_dokumentu }}</w:t>
-      </w:r>
-    </w:p>
     <w:p>
       <w:pPr>
         <w:spacing w:before="960"/>
@@ -30,15 +17,15 @@
     </w:p>
     <w:p>
       <w:pPr>
-        <w:spacing w:before="160"/>
+        <w:spacing w:before="200"/>
         <w:jc w:val="center"/>
       </w:pPr>
       <w:r>
         <w:rPr>
           <w:b w:val="0"/>
-          <w:sz w:val="26"/>
+          <w:sz w:val="24"/>
         </w:rPr>
-        <w:t>{{ cel_opracowania }}</w:t>
+        <w:t>{{ rodzaj_pracy }}</w:t>
       </w:r>
     </w:p>
     <w:p>
@@ -51,7 +38,7 @@
           <w:b/>
           <w:sz w:val="24"/>
         </w:rPr>
-        <w:t>Nr roboty (KERG): {{ nr_roboty }}</w:t>
+        <w:t>Nr roboty: {{ nr_roboty }}</w:t>
       </w:r>
     </w:p>
     <w:p>
@@ -116,7 +103,7 @@
           <w:b w:val="0"/>
           <w:sz w:val="22"/>
         </w:rPr>
-        <w:t>Zgłoszono w: {{ osrodek }}</w:t>
+        <w:t>Zgłoszenie pracy geodezyjnej: {{ data_zgloszenia }}</w:t>
       </w:r>
     </w:p>
     <w:p>
@@ -129,7 +116,20 @@
           <w:b w:val="0"/>
           <w:sz w:val="22"/>
         </w:rPr>
-        <w:t>dnia {{ data_zgloszenia }}</w:t>
+        <w:t>Zakończenie pracy geodezyjnej: {{ data_zakonczenia }}</w:t>
+      </w:r>
+    </w:p>
+    <w:p>
+      <w:pPr>
+        <w:spacing w:before="0"/>
+        <w:jc w:val="center"/>
+      </w:pPr>
+      <w:r>
+        <w:rPr>
+          <w:b w:val="0"/>
+          <w:sz w:val="20"/>
+        </w:rPr>
+        <w:t>({{ data_zakonczenia_slownie }})</w:t>
       </w:r>
     </w:p>
     <w:p>

--- a/szablony/operat_wzor.docx
+++ b/szablony/operat_wzor.docx
@@ -56,6 +56,19 @@
     </w:p>
     <w:p>
       <w:pPr>
+        <w:spacing w:before="0"/>
+        <w:jc w:val="center"/>
+      </w:pPr>
+      <w:r>
+        <w:rPr>
+          <w:b w:val="0"/>
+          <w:sz w:val="24"/>
+        </w:rPr>
+        <w:t>I.Z.P.G: {{ izpg }}</w:t>
+      </w:r>
+    </w:p>
+    <w:p>
+      <w:pPr>
         <w:spacing w:before="480"/>
         <w:jc w:val="center"/>
       </w:pPr>
@@ -91,6 +104,19 @@
           <w:sz w:val="24"/>
         </w:rPr>
         <w:t>Obręb: {{ polozenie_obreb_numer }} {{ polozenie_obreb }} ({{ polozenie_obreb_teryt }})</w:t>
+      </w:r>
+    </w:p>
+    <w:p>
+      <w:pPr>
+        <w:spacing w:before="0"/>
+        <w:jc w:val="center"/>
+      </w:pPr>
+      <w:r>
+        <w:rPr>
+          <w:b/>
+          <w:sz w:val="24"/>
+        </w:rPr>
+        <w:t>Działki nr: {{ nr_dzialki }}</w:t>
       </w:r>
     </w:p>
     <w:p>

--- a/szablony/operat_wzor.docx
+++ b/szablony/operat_wzor.docx
@@ -156,6 +156,55 @@
           <w:sz w:val="20"/>
         </w:rPr>
         <w:t>({{ data_zakonczenia_slownie }})</w:t>
+      </w:r>
+    </w:p>
+    <w:p>
+      <w:pPr>
+        <w:spacing w:before="960"/>
+        <w:jc w:val="center"/>
+      </w:pPr>
+      <w:r>
+        <w:rPr>
+          <w:b/>
+          <w:sz w:val="28"/>
+        </w:rPr>
+        <w:t>SPIS TREŚCI</w:t>
+      </w:r>
+    </w:p>
+    <w:p>
+      <w:pPr>
+        <w:spacing w:before="0"/>
+      </w:pPr>
+      <w:r>
+        <w:rPr>
+          <w:b w:val="0"/>
+          <w:sz w:val="22"/>
+        </w:rPr>
+        <w:t>{%p for pozycja in spis_tresci %}</w:t>
+      </w:r>
+    </w:p>
+    <w:p>
+      <w:pPr>
+        <w:spacing w:before="80"/>
+      </w:pPr>
+      <w:r>
+        <w:rPr>
+          <w:b w:val="0"/>
+          <w:sz w:val="24"/>
+        </w:rPr>
+        <w:t>{{ loop.index }}. {{ pozycja }}</w:t>
+      </w:r>
+    </w:p>
+    <w:p>
+      <w:pPr>
+        <w:spacing w:before="0"/>
+      </w:pPr>
+      <w:r>
+        <w:rPr>
+          <w:b w:val="0"/>
+          <w:sz w:val="22"/>
+        </w:rPr>
+        <w:t>{%p endfor %}</w:t>
       </w:r>
     </w:p>
     <w:p>
